--- a/Dataset/generated_documents/maintenance/MNT_EVT-023.docx
+++ b/Dataset/generated_documents/maintenance/MNT_EVT-023.docx
@@ -37,7 +37,7 @@
           <w:b/>
           <w:sz w:val="32"/>
         </w:rPr>
-        <w:t>Emergency Maintenance Report</w:t>
+        <w:t>Corrective Maintenance Report</w:t>
       </w:r>
     </w:p>
     <w:p/>
@@ -77,7 +77,7 @@
           </w:tcPr>
           <w:p>
             <w:r>
-              <w:t>ECEDE467</w:t>
+              <w:t>023F0BD5</w:t>
             </w:r>
           </w:p>
         </w:tc>
@@ -209,7 +209,7 @@
           </w:tcPr>
           <w:p>
             <w:r>
-              <w:t>14-Jul-2026 20:10</w:t>
+              <w:t>15-Jul-2026 13:05</w:t>
             </w:r>
           </w:p>
         </w:tc>
@@ -619,12 +619,11 @@
     <w:p>
       <w:r>
         <w:br/>
-        <w:t>An unexpected equipment failure occurred on</w:t>
+        <w:t>During routine plant operation, equipment</w:t>
         <w:br/>
-        <w:t>Pressure Filter.</w:t>
+        <w:t>F-101 (Pressure Filter)</w:t>
         <w:br/>
-        <w:br/>
-        <w:t>Observed Problem:</w:t>
+        <w:t>experienced the following issue:</w:t>
         <w:br/>
         <w:br/>
         <w:t>Emergency drill</w:t>
@@ -642,19 +641,22 @@
     <w:p>
       <w:r>
         <w:br/>
-        <w:t>Inspection observations:</w:t>
+        <w:t>Inspection confirmed:</w:t>
         <w:br/>
         <w:br/>
-        <w:t>Root Cause Category:</w:t>
-        <w:br/>
+        <w:t>Failure Category :</w:t>
         <w:br/>
         <w:t>Instrumentation</w:t>
         <w:br/>
         <w:br/>
-        <w:t>Downtime:</w:t>
+        <w:t>Severity :</w:t>
+        <w:br/>
+        <w:t>Medium</w:t>
         <w:br/>
         <w:br/>
-        <w:t>6 Hours</w:t>
+        <w:t>Priority :</w:t>
+        <w:br/>
+        <w:t>High</w:t>
         <w:br/>
       </w:r>
     </w:p>
@@ -669,16 +671,16 @@
     <w:p>
       <w:r>
         <w:br/>
-        <w:t>Emergency maintenance carried out.</w:t>
-        <w:br/>
-        <w:br/>
-        <w:t>Action Taken:</w:t>
+        <w:t>Maintenance team performed:</w:t>
         <w:br/>
         <w:br/>
         <w:t>Training</w:t>
         <w:br/>
         <w:br/>
-        <w:t>Equipment returned to service.</w:t>
+        <w:t>Equipment was tested after maintenance.</w:t>
+        <w:br/>
+        <w:br/>
+        <w:t>Performance restored successfully.</w:t>
         <w:br/>
       </w:r>
     </w:p>
@@ -705,7 +707,7 @@
     </w:p>
     <w:p>
       <w:r>
-        <w:t>Further monitoring is recommended before closing the case.</w:t>
+        <w:t>Recommend vibration monitoring during next inspection.</w:t>
       </w:r>
     </w:p>
     <w:p>
@@ -718,7 +720,7 @@
     </w:p>
     <w:p>
       <w:r>
-        <w:t>Equipment was electrically isolated before repair.</w:t>
+        <w:t>Gas detector readings were within permissible limits.</w:t>
       </w:r>
     </w:p>
     <w:p>
@@ -731,7 +733,7 @@
     </w:p>
     <w:p>
       <w:r>
-        <w:t>Hydraulic Jack</w:t>
+        <w:t>Socket Wrench Set</w:t>
       </w:r>
     </w:p>
     <w:p>
@@ -1154,7 +1156,7 @@
     </w:p>
     <w:p>
       <w:r>
-        <w:t>Check lubrication schedule.</w:t>
+        <w:t>Perform vibration analysis after one week.</w:t>
       </w:r>
     </w:p>
     <w:p/>
